--- a/微信小店-订单管理需求文档.docx
+++ b/微信小店-订单管理需求文档.docx
@@ -134,7 +134,7 @@
                 <w:sz val="22"/>
                 <w:szCs val="22"/>
               </w:rPr>
-              <w:t>V2.14</w:t>
+              <w:t>V2.17</w:t>
             </w:r>
           </w:p>
         </w:tc>
@@ -164,7 +164,7 @@
                 <w:sz val="22"/>
                 <w:szCs val="22"/>
               </w:rPr>
-              <w:t>2026-07-24</w:t>
+              <w:t>2026-07-29</w:t>
             </w:r>
           </w:p>
         </w:tc>
@@ -381,7 +381,7 @@
                 <w:sz val="22"/>
                 <w:szCs val="22"/>
               </w:rPr>
-              <w:t>2026-07-24</w:t>
+              <w:t>2026-07-29</w:t>
             </w:r>
           </w:p>
         </w:tc>
@@ -439,7 +439,7 @@
                 <w:sz val="22"/>
                 <w:szCs val="22"/>
               </w:rPr>
-              <w:t>2026-07-24</w:t>
+              <w:t>2026-07-29</w:t>
             </w:r>
           </w:p>
         </w:tc>
@@ -497,7 +497,7 @@
                 <w:sz val="22"/>
                 <w:szCs val="22"/>
               </w:rPr>
-              <w:t>2026-07-24</w:t>
+              <w:t>2026-07-29</w:t>
             </w:r>
           </w:p>
         </w:tc>
@@ -555,7 +555,7 @@
                 <w:sz val="22"/>
                 <w:szCs val="22"/>
               </w:rPr>
-              <w:t>2026-07-24</w:t>
+              <w:t>2026-07-29</w:t>
             </w:r>
           </w:p>
         </w:tc>
@@ -613,7 +613,7 @@
                 <w:sz val="22"/>
                 <w:szCs val="22"/>
               </w:rPr>
-              <w:t>2026-07-24</w:t>
+              <w:t>2026-07-29</w:t>
             </w:r>
           </w:p>
         </w:tc>
@@ -671,7 +671,7 @@
                 <w:sz val="22"/>
                 <w:szCs val="22"/>
               </w:rPr>
-              <w:t>2026-07-24</w:t>
+              <w:t>2026-07-29</w:t>
             </w:r>
           </w:p>
         </w:tc>
@@ -729,7 +729,7 @@
                 <w:sz val="22"/>
                 <w:szCs val="22"/>
               </w:rPr>
-              <w:t>2026-07-24</w:t>
+              <w:t>2026-07-29</w:t>
             </w:r>
           </w:p>
         </w:tc>
@@ -787,7 +787,7 @@
                 <w:sz val="22"/>
                 <w:szCs val="22"/>
               </w:rPr>
-              <w:t>2026-07-24</w:t>
+              <w:t>2026-07-29</w:t>
             </w:r>
           </w:p>
         </w:tc>
@@ -845,7 +845,7 @@
                 <w:sz val="22"/>
                 <w:szCs val="22"/>
               </w:rPr>
-              <w:t>2026-07-24</w:t>
+              <w:t>2026-07-29</w:t>
             </w:r>
           </w:p>
         </w:tc>
@@ -903,7 +903,7 @@
                 <w:sz val="22"/>
                 <w:szCs val="22"/>
               </w:rPr>
-              <w:t>2026-07-24</w:t>
+              <w:t>2026-07-29</w:t>
             </w:r>
           </w:p>
         </w:tc>
@@ -961,7 +961,7 @@
                 <w:sz val="22"/>
                 <w:szCs val="22"/>
               </w:rPr>
-              <w:t>2026-07-24</w:t>
+              <w:t>2026-07-29</w:t>
             </w:r>
           </w:p>
         </w:tc>
@@ -1019,7 +1019,7 @@
                 <w:sz val="22"/>
                 <w:szCs val="22"/>
               </w:rPr>
-              <w:t>2026-07-24</w:t>
+              <w:t>2026-07-29</w:t>
             </w:r>
           </w:p>
         </w:tc>
@@ -1077,7 +1077,7 @@
                 <w:sz val="22"/>
                 <w:szCs val="22"/>
               </w:rPr>
-              <w:t>2026-07-24</w:t>
+              <w:t>2026-07-29</w:t>
             </w:r>
           </w:p>
         </w:tc>
@@ -1135,7 +1135,7 @@
                 <w:sz val="22"/>
                 <w:szCs val="22"/>
               </w:rPr>
-              <w:t>2026-07-24</w:t>
+              <w:t>2026-07-29</w:t>
             </w:r>
           </w:p>
         </w:tc>
@@ -1193,7 +1193,7 @@
                 <w:sz val="22"/>
                 <w:szCs val="22"/>
               </w:rPr>
-              <w:t>2026-07-24</w:t>
+              <w:t>2026-07-29</w:t>
             </w:r>
           </w:p>
         </w:tc>
@@ -1251,7 +1251,7 @@
                 <w:sz val="22"/>
                 <w:szCs val="22"/>
               </w:rPr>
-              <w:t>2026-07-24</w:t>
+              <w:t>2026-07-29</w:t>
             </w:r>
           </w:p>
         </w:tc>
@@ -1266,6 +1266,180 @@
                 <w:szCs val="22"/>
               </w:rPr>
               <w:t>调整：金价生效日志列表移除关联日志数；日志详情移除成功日志数、失败日志数</w:t>
+            </w:r>
+          </w:p>
+        </w:tc>
+        <w:tc>
+          <w:tcPr>
+            <w:tcW w="2000" type="dxa"/>
+          </w:tcPr>
+          <w:p>
+            <w:r>
+              <w:rPr>
+                <w:sz val="22"/>
+                <w:szCs val="22"/>
+              </w:rPr>
+              <w:t>产品经理</w:t>
+            </w:r>
+          </w:p>
+        </w:tc>
+      </w:tr>
+      <w:tr>
+        <w:tc>
+          <w:tcPr>
+            <w:tcW w="900" type="dxa"/>
+          </w:tcPr>
+          <w:p>
+            <w:r>
+              <w:rPr>
+                <w:sz val="22"/>
+                <w:szCs val="22"/>
+              </w:rPr>
+              <w:t>V2.15</w:t>
+            </w:r>
+          </w:p>
+        </w:tc>
+        <w:tc>
+          <w:tcPr>
+            <w:tcW w="1800" type="dxa"/>
+          </w:tcPr>
+          <w:p>
+            <w:r>
+              <w:rPr>
+                <w:sz val="22"/>
+                <w:szCs val="22"/>
+              </w:rPr>
+              <w:t>2026-07-29</w:t>
+            </w:r>
+          </w:p>
+        </w:tc>
+        <w:tc>
+          <w:tcPr>
+            <w:tcW w="4300" type="dxa"/>
+          </w:tcPr>
+          <w:p>
+            <w:r>
+              <w:rPr>
+                <w:sz val="22"/>
+                <w:szCs val="22"/>
+              </w:rPr>
+              <w:t>调整：订单详情移除完成时间；物流信息移除发货时间，改为按包裹展示包裹名称、快递公司、物流编号，点击物流编号查看对应物流轨迹，支持多包裹</w:t>
+            </w:r>
+          </w:p>
+        </w:tc>
+        <w:tc>
+          <w:tcPr>
+            <w:tcW w="2000" type="dxa"/>
+          </w:tcPr>
+          <w:p>
+            <w:r>
+              <w:rPr>
+                <w:sz val="22"/>
+                <w:szCs val="22"/>
+              </w:rPr>
+              <w:t>产品经理</w:t>
+            </w:r>
+          </w:p>
+        </w:tc>
+      </w:tr>
+      <w:tr>
+        <w:tc>
+          <w:tcPr>
+            <w:tcW w="900" type="dxa"/>
+          </w:tcPr>
+          <w:p>
+            <w:r>
+              <w:rPr>
+                <w:sz val="22"/>
+                <w:szCs val="22"/>
+              </w:rPr>
+              <w:t>V2.16</w:t>
+            </w:r>
+          </w:p>
+        </w:tc>
+        <w:tc>
+          <w:tcPr>
+            <w:tcW w="1800" type="dxa"/>
+          </w:tcPr>
+          <w:p>
+            <w:r>
+              <w:rPr>
+                <w:sz val="22"/>
+                <w:szCs val="22"/>
+              </w:rPr>
+              <w:t>2026-07-29</w:t>
+            </w:r>
+          </w:p>
+        </w:tc>
+        <w:tc>
+          <w:tcPr>
+            <w:tcW w="4300" type="dxa"/>
+          </w:tcPr>
+          <w:p>
+            <w:r>
+              <w:rPr>
+                <w:sz val="22"/>
+                <w:szCs val="22"/>
+              </w:rPr>
+              <w:t>调整：订单详情移除保单号；物流信息去掉物流轨迹展示，物流编号支持一键复制</w:t>
+            </w:r>
+          </w:p>
+        </w:tc>
+        <w:tc>
+          <w:tcPr>
+            <w:tcW w="2000" type="dxa"/>
+          </w:tcPr>
+          <w:p>
+            <w:r>
+              <w:rPr>
+                <w:sz val="22"/>
+                <w:szCs val="22"/>
+              </w:rPr>
+              <w:t>产品经理</w:t>
+            </w:r>
+          </w:p>
+        </w:tc>
+      </w:tr>
+      <w:tr>
+        <w:tc>
+          <w:tcPr>
+            <w:tcW w="900" type="dxa"/>
+          </w:tcPr>
+          <w:p>
+            <w:r>
+              <w:rPr>
+                <w:sz val="22"/>
+                <w:szCs val="22"/>
+              </w:rPr>
+              <w:t>V2.17</w:t>
+            </w:r>
+          </w:p>
+        </w:tc>
+        <w:tc>
+          <w:tcPr>
+            <w:tcW w="1800" type="dxa"/>
+          </w:tcPr>
+          <w:p>
+            <w:r>
+              <w:rPr>
+                <w:sz val="22"/>
+                <w:szCs val="22"/>
+              </w:rPr>
+              <w:t>2026-07-29</w:t>
+            </w:r>
+          </w:p>
+        </w:tc>
+        <w:tc>
+          <w:tcPr>
+            <w:tcW w="4300" type="dxa"/>
+          </w:tcPr>
+          <w:p>
+            <w:r>
+              <w:rPr>
+                <w:sz val="22"/>
+                <w:szCs val="22"/>
+              </w:rPr>
+              <w:t>调整：订单详情移除买家信息卡片</w:t>
             </w:r>
           </w:p>
         </w:tc>
@@ -2076,7 +2250,7 @@
                 <w:sz val="22"/>
                 <w:szCs val="22"/>
               </w:rPr>
-              <w:t>物流公司、物流单号、发货时间</w:t>
+              <w:t>包裹名称、快递公司、物流编号（支持多包裹）</w:t>
             </w:r>
           </w:p>
         </w:tc>
@@ -2826,61 +3000,76 @@
           <w:sz val="24"/>
           <w:szCs val="24"/>
         </w:rPr>
-        <w:t>5.3.3 买家信息</w:t>
-      </w:r>
-    </w:p>
-    <w:p>
-      <w:r>
-        <w:rPr>
-          <w:sz val="24"/>
-          <w:szCs val="24"/>
-        </w:rPr>
-        <w:t>普通订单展示买家信息；礼物订单不展示此卡片。</w:t>
-      </w:r>
-    </w:p>
-    <w:p>
-      <w:pPr>
-        <w:numPr>
-          <w:ilvl val="0"/>
-          <w:numId val="1"/>
-        </w:numPr>
-      </w:pPr>
-      <w:r>
-        <w:rPr>
-          <w:sz val="24"/>
-          <w:szCs val="24"/>
-        </w:rPr>
-        <w:t>微信昵称。</w:t>
-      </w:r>
-    </w:p>
-    <w:p>
-      <w:pPr>
-        <w:numPr>
-          <w:ilvl val="0"/>
-          <w:numId val="1"/>
-        </w:numPr>
-      </w:pPr>
-      <w:r>
-        <w:rPr>
-          <w:sz val="24"/>
-          <w:szCs val="24"/>
-        </w:rPr>
-        <w:t>性别。</w:t>
-      </w:r>
-    </w:p>
-    <w:p>
-      <w:pPr>
-        <w:numPr>
-          <w:ilvl val="0"/>
-          <w:numId val="1"/>
-        </w:numPr>
-      </w:pPr>
-      <w:r>
-        <w:rPr>
-          <w:sz val="24"/>
-          <w:szCs val="24"/>
-        </w:rPr>
-        <w:t>用户地区。</w:t>
+        <w:t>5.3.3 收货信息</w:t>
+      </w:r>
+    </w:p>
+    <w:p>
+      <w:r>
+        <w:rPr>
+          <w:sz val="24"/>
+          <w:szCs val="24"/>
+        </w:rPr>
+        <w:t>普通订单展示收货信息；礼物订单不展示此卡片。</w:t>
+      </w:r>
+    </w:p>
+    <w:p>
+      <w:pPr>
+        <w:numPr>
+          <w:ilvl val="0"/>
+          <w:numId val="1"/>
+        </w:numPr>
+      </w:pPr>
+      <w:r>
+        <w:rPr>
+          <w:sz val="24"/>
+          <w:szCs val="24"/>
+        </w:rPr>
+        <w:t>收货人姓名：脱敏展示，如“林*”。</w:t>
+      </w:r>
+    </w:p>
+    <w:p>
+      <w:pPr>
+        <w:numPr>
+          <w:ilvl val="0"/>
+          <w:numId val="1"/>
+        </w:numPr>
+      </w:pPr>
+      <w:r>
+        <w:rPr>
+          <w:sz val="24"/>
+          <w:szCs val="24"/>
+        </w:rPr>
+        <w:t>联系电话：脱敏展示，如“138****3456”。</w:t>
+      </w:r>
+    </w:p>
+    <w:p>
+      <w:pPr>
+        <w:numPr>
+          <w:ilvl val="0"/>
+          <w:numId val="1"/>
+        </w:numPr>
+      </w:pPr>
+      <w:r>
+        <w:rPr>
+          <w:sz val="24"/>
+          <w:szCs val="24"/>
+        </w:rPr>
+        <w:t>收货地址：脱敏展示，门牌号、楼栋、楼层等数字信息以“*”号隐藏。</w:t>
+      </w:r>
+    </w:p>
+    <w:p>
+      <w:pPr>
+        <w:numPr>
+          <w:ilvl val="0"/>
+          <w:numId val="1"/>
+        </w:numPr>
+      </w:pPr>
+      <w:r>
+        <w:rPr>
+          <w:sz val="24"/>
+          <w:szCs val="24"/>
+        </w:rPr>
+        <w:t>买家留言：若用户填写留言，以黄色提示区展示。</w:t>
       </w:r>
     </w:p>
     <w:p>
@@ -2890,76 +3079,61 @@
           <w:sz val="24"/>
           <w:szCs val="24"/>
         </w:rPr>
-        <w:t>5.3.4 收货信息</w:t>
-      </w:r>
-    </w:p>
-    <w:p>
-      <w:r>
-        <w:rPr>
-          <w:sz val="24"/>
-          <w:szCs val="24"/>
-        </w:rPr>
-        <w:t>普通订单展示收货信息；礼物订单不展示此卡片。</w:t>
-      </w:r>
-    </w:p>
-    <w:p>
-      <w:pPr>
-        <w:numPr>
-          <w:ilvl val="0"/>
-          <w:numId val="1"/>
-        </w:numPr>
-      </w:pPr>
-      <w:r>
-        <w:rPr>
-          <w:sz val="24"/>
-          <w:szCs val="24"/>
-        </w:rPr>
-        <w:t>收货人姓名：脱敏展示，如“林*”。</w:t>
-      </w:r>
-    </w:p>
-    <w:p>
-      <w:pPr>
-        <w:numPr>
-          <w:ilvl val="0"/>
-          <w:numId val="1"/>
-        </w:numPr>
-      </w:pPr>
-      <w:r>
-        <w:rPr>
-          <w:sz val="24"/>
-          <w:szCs val="24"/>
-        </w:rPr>
-        <w:t>联系电话：脱敏展示，如“138****3456”。</w:t>
-      </w:r>
-    </w:p>
-    <w:p>
-      <w:pPr>
-        <w:numPr>
-          <w:ilvl val="0"/>
-          <w:numId val="1"/>
-        </w:numPr>
-      </w:pPr>
-      <w:r>
-        <w:rPr>
-          <w:sz val="24"/>
-          <w:szCs val="24"/>
-        </w:rPr>
-        <w:t>收货地址：脱敏展示，门牌号、楼栋、楼层等数字信息以“*”号隐藏。</w:t>
-      </w:r>
-    </w:p>
-    <w:p>
-      <w:pPr>
-        <w:numPr>
-          <w:ilvl val="0"/>
-          <w:numId val="1"/>
-        </w:numPr>
-      </w:pPr>
-      <w:r>
-        <w:rPr>
-          <w:sz val="24"/>
-          <w:szCs val="24"/>
-        </w:rPr>
-        <w:t>买家留言：若用户填写留言，以黄色提示区展示。</w:t>
+        <w:t>5.3.4 礼物接收方信息</w:t>
+      </w:r>
+    </w:p>
+    <w:p>
+      <w:r>
+        <w:rPr>
+          <w:sz val="24"/>
+          <w:szCs val="24"/>
+        </w:rPr>
+        <w:t>仅礼物订单展示此卡片，替代收货信息。</w:t>
+      </w:r>
+    </w:p>
+    <w:p>
+      <w:pPr>
+        <w:numPr>
+          <w:ilvl val="0"/>
+          <w:numId val="1"/>
+        </w:numPr>
+      </w:pPr>
+      <w:r>
+        <w:rPr>
+          <w:sz val="24"/>
+          <w:szCs val="24"/>
+        </w:rPr>
+        <w:t>收货信息：礼物接收方姓名、联系电话、收货地址，按普通收货信息规则脱敏展示。</w:t>
+      </w:r>
+    </w:p>
+    <w:p>
+      <w:pPr>
+        <w:numPr>
+          <w:ilvl val="0"/>
+          <w:numId val="1"/>
+        </w:numPr>
+      </w:pPr>
+      <w:r>
+        <w:rPr>
+          <w:sz val="24"/>
+          <w:szCs val="24"/>
+        </w:rPr>
+        <w:t>赠送方留言：送礼人填写的赠言，如“送给亲爱的，请帮我写张贺卡”。</w:t>
+      </w:r>
+    </w:p>
+    <w:p>
+      <w:pPr>
+        <w:numPr>
+          <w:ilvl val="0"/>
+          <w:numId val="1"/>
+        </w:numPr>
+      </w:pPr>
+      <w:r>
+        <w:rPr>
+          <w:sz val="24"/>
+          <w:szCs val="24"/>
+        </w:rPr>
+        <w:t>商家礼物备注：运营人员维护的礼盒包装、贺卡等备注信息。</w:t>
       </w:r>
     </w:p>
     <w:p>
@@ -2969,61 +3143,142 @@
           <w:sz val="24"/>
           <w:szCs val="24"/>
         </w:rPr>
-        <w:t>5.3.5 礼物接收方信息</w:t>
-      </w:r>
-    </w:p>
-    <w:p>
-      <w:r>
-        <w:rPr>
-          <w:sz val="24"/>
-          <w:szCs val="24"/>
-        </w:rPr>
-        <w:t>仅礼物订单展示此卡片，替代买家信息与收货信息。</w:t>
-      </w:r>
-    </w:p>
-    <w:p>
-      <w:pPr>
-        <w:numPr>
-          <w:ilvl val="0"/>
-          <w:numId val="1"/>
-        </w:numPr>
-      </w:pPr>
-      <w:r>
-        <w:rPr>
-          <w:sz val="24"/>
-          <w:szCs val="24"/>
-        </w:rPr>
-        <w:t>收货信息：礼物接收方姓名、联系电话、收货地址，按普通收货信息规则脱敏展示。</w:t>
-      </w:r>
-    </w:p>
-    <w:p>
-      <w:pPr>
-        <w:numPr>
-          <w:ilvl val="0"/>
-          <w:numId val="1"/>
-        </w:numPr>
-      </w:pPr>
-      <w:r>
-        <w:rPr>
-          <w:sz val="24"/>
-          <w:szCs val="24"/>
-        </w:rPr>
-        <w:t>赠送方留言：送礼人填写的赠言，如“送给亲爱的，请帮我写张贺卡”。</w:t>
-      </w:r>
-    </w:p>
-    <w:p>
-      <w:pPr>
-        <w:numPr>
-          <w:ilvl val="0"/>
-          <w:numId val="1"/>
-        </w:numPr>
-      </w:pPr>
-      <w:r>
-        <w:rPr>
-          <w:sz val="24"/>
-          <w:szCs val="24"/>
-        </w:rPr>
-        <w:t>商家礼物备注：运营人员维护的礼盒包装、贺卡等备注信息。</w:t>
+        <w:t>5.3.5 订单信息</w:t>
+      </w:r>
+    </w:p>
+    <w:p>
+      <w:pPr>
+        <w:numPr>
+          <w:ilvl val="0"/>
+          <w:numId val="1"/>
+        </w:numPr>
+      </w:pPr>
+      <w:r>
+        <w:rPr>
+          <w:sz val="24"/>
+          <w:szCs val="24"/>
+        </w:rPr>
+        <w:t>订单备注：可编辑输入框，运营人员可输入并保存备注。</w:t>
+      </w:r>
+    </w:p>
+    <w:p>
+      <w:pPr>
+        <w:numPr>
+          <w:ilvl val="0"/>
+          <w:numId val="1"/>
+        </w:numPr>
+      </w:pPr>
+      <w:r>
+        <w:rPr>
+          <w:sz val="24"/>
+          <w:szCs val="24"/>
+        </w:rPr>
+        <w:t>订单状态。</w:t>
+      </w:r>
+    </w:p>
+    <w:p>
+      <w:pPr>
+        <w:numPr>
+          <w:ilvl val="0"/>
+          <w:numId val="1"/>
+        </w:numPr>
+      </w:pPr>
+      <w:r>
+        <w:rPr>
+          <w:sz val="24"/>
+          <w:szCs val="24"/>
+        </w:rPr>
+        <w:t>订单编号：支持一键复制。</w:t>
+      </w:r>
+    </w:p>
+    <w:p>
+      <w:pPr>
+        <w:numPr>
+          <w:ilvl val="0"/>
+          <w:numId val="1"/>
+        </w:numPr>
+      </w:pPr>
+      <w:r>
+        <w:rPr>
+          <w:sz val="24"/>
+          <w:szCs val="24"/>
+        </w:rPr>
+        <w:t>下单时间：精确到分。</w:t>
+      </w:r>
+    </w:p>
+    <w:p>
+      <w:pPr>
+        <w:numPr>
+          <w:ilvl val="0"/>
+          <w:numId val="1"/>
+        </w:numPr>
+      </w:pPr>
+      <w:r>
+        <w:rPr>
+          <w:sz val="24"/>
+          <w:szCs val="24"/>
+        </w:rPr>
+        <w:t>支付方式。</w:t>
+      </w:r>
+    </w:p>
+    <w:p>
+      <w:pPr>
+        <w:numPr>
+          <w:ilvl val="0"/>
+          <w:numId val="1"/>
+        </w:numPr>
+      </w:pPr>
+      <w:r>
+        <w:rPr>
+          <w:sz val="24"/>
+          <w:szCs val="24"/>
+        </w:rPr>
+        <w:t>支付时间：未支付时显示“-”。</w:t>
+      </w:r>
+    </w:p>
+    <w:p>
+      <w:pPr>
+        <w:numPr>
+          <w:ilvl val="0"/>
+          <w:numId val="1"/>
+        </w:numPr>
+      </w:pPr>
+      <w:r>
+        <w:rPr>
+          <w:sz val="24"/>
+          <w:szCs val="24"/>
+        </w:rPr>
+        <w:t>交易单号。</w:t>
+      </w:r>
+    </w:p>
+    <w:p>
+      <w:pPr>
+        <w:numPr>
+          <w:ilvl val="0"/>
+          <w:numId val="1"/>
+        </w:numPr>
+      </w:pPr>
+      <w:r>
+        <w:rPr>
+          <w:sz val="24"/>
+          <w:szCs val="24"/>
+        </w:rPr>
+        <w:t>技术服务费：订单交易产生技术服务费，归入订单信息卡片。</w:t>
+      </w:r>
+    </w:p>
+    <w:p>
+      <w:pPr>
+        <w:numPr>
+          <w:ilvl val="0"/>
+          <w:numId val="1"/>
+        </w:numPr>
+      </w:pPr>
+      <w:r>
+        <w:rPr>
+          <w:sz val="24"/>
+          <w:szCs val="24"/>
+        </w:rPr>
+        <w:t>发货时间、确认收货时间：根据订单状态按需展示，未发生时显示“-”。</w:t>
       </w:r>
     </w:p>
     <w:p>
@@ -3033,157 +3288,67 @@
           <w:sz val="24"/>
           <w:szCs val="24"/>
         </w:rPr>
-        <w:t>5.3.6 订单信息</w:t>
-      </w:r>
-    </w:p>
-    <w:p>
-      <w:pPr>
-        <w:numPr>
-          <w:ilvl val="0"/>
-          <w:numId val="1"/>
-        </w:numPr>
-      </w:pPr>
-      <w:r>
-        <w:rPr>
-          <w:sz val="24"/>
-          <w:szCs val="24"/>
-        </w:rPr>
-        <w:t>订单备注：可编辑输入框，运营人员可输入并保存备注。</w:t>
-      </w:r>
-    </w:p>
-    <w:p>
-      <w:pPr>
-        <w:numPr>
-          <w:ilvl val="0"/>
-          <w:numId val="1"/>
-        </w:numPr>
-      </w:pPr>
-      <w:r>
-        <w:rPr>
-          <w:sz val="24"/>
-          <w:szCs val="24"/>
-        </w:rPr>
-        <w:t>订单状态。</w:t>
-      </w:r>
-    </w:p>
-    <w:p>
-      <w:pPr>
-        <w:numPr>
-          <w:ilvl val="0"/>
-          <w:numId val="1"/>
-        </w:numPr>
-      </w:pPr>
-      <w:r>
-        <w:rPr>
-          <w:sz val="24"/>
-          <w:szCs val="24"/>
-        </w:rPr>
-        <w:t>订单编号：支持一键复制。</w:t>
-      </w:r>
-    </w:p>
-    <w:p>
-      <w:pPr>
-        <w:numPr>
-          <w:ilvl val="0"/>
-          <w:numId val="1"/>
-        </w:numPr>
-      </w:pPr>
-      <w:r>
-        <w:rPr>
-          <w:sz val="24"/>
-          <w:szCs val="24"/>
-        </w:rPr>
-        <w:t>保单号。</w:t>
-      </w:r>
-    </w:p>
-    <w:p>
-      <w:pPr>
-        <w:numPr>
-          <w:ilvl val="0"/>
-          <w:numId val="1"/>
-        </w:numPr>
-      </w:pPr>
-      <w:r>
-        <w:rPr>
-          <w:sz val="24"/>
-          <w:szCs val="24"/>
-        </w:rPr>
-        <w:t>下单时间：精确到分。</w:t>
-      </w:r>
-    </w:p>
-    <w:p>
-      <w:pPr>
-        <w:numPr>
-          <w:ilvl val="0"/>
-          <w:numId val="1"/>
-        </w:numPr>
-      </w:pPr>
-      <w:r>
-        <w:rPr>
-          <w:sz val="24"/>
-          <w:szCs val="24"/>
-        </w:rPr>
-        <w:t>支付方式。</w:t>
-      </w:r>
-    </w:p>
-    <w:p>
-      <w:pPr>
-        <w:numPr>
-          <w:ilvl val="0"/>
-          <w:numId val="1"/>
-        </w:numPr>
-      </w:pPr>
-      <w:r>
-        <w:rPr>
-          <w:sz val="24"/>
-          <w:szCs val="24"/>
-        </w:rPr>
-        <w:t>支付时间：未支付时显示“-”。</w:t>
-      </w:r>
-    </w:p>
-    <w:p>
-      <w:pPr>
-        <w:numPr>
-          <w:ilvl val="0"/>
-          <w:numId val="1"/>
-        </w:numPr>
-      </w:pPr>
-      <w:r>
-        <w:rPr>
-          <w:sz val="24"/>
-          <w:szCs val="24"/>
-        </w:rPr>
-        <w:t>交易单号。</w:t>
-      </w:r>
-    </w:p>
-    <w:p>
-      <w:pPr>
-        <w:numPr>
-          <w:ilvl val="0"/>
-          <w:numId val="1"/>
-        </w:numPr>
-      </w:pPr>
-      <w:r>
-        <w:rPr>
-          <w:sz val="24"/>
-          <w:szCs val="24"/>
-        </w:rPr>
-        <w:t>技术服务费：订单交易产生技术服务费，归入订单信息卡片。</w:t>
-      </w:r>
-    </w:p>
-    <w:p>
-      <w:pPr>
-        <w:numPr>
-          <w:ilvl val="0"/>
-          <w:numId val="1"/>
-        </w:numPr>
-      </w:pPr>
-      <w:r>
-        <w:rPr>
-          <w:sz val="24"/>
-          <w:szCs val="24"/>
-        </w:rPr>
-        <w:t>发货时间、确认收货时间、完成时间：根据订单状态按需展示，未发生时显示“-”。</w:t>
+        <w:t>5.3.6 物流信息</w:t>
+      </w:r>
+    </w:p>
+    <w:p>
+      <w:pPr>
+        <w:numPr>
+          <w:ilvl val="0"/>
+          <w:numId val="1"/>
+        </w:numPr>
+      </w:pPr>
+      <w:r>
+        <w:rPr>
+          <w:sz val="24"/>
+          <w:szCs val="24"/>
+        </w:rPr>
+        <w:t>按包裹展示，每个包裹包含：包裹名称（如包裹1、包裹2）、快递公司、物流编号。</w:t>
+      </w:r>
+    </w:p>
+    <w:p>
+      <w:pPr>
+        <w:numPr>
+          <w:ilvl val="0"/>
+          <w:numId val="1"/>
+        </w:numPr>
+      </w:pPr>
+      <w:r>
+        <w:rPr>
+          <w:sz val="24"/>
+          <w:szCs val="24"/>
+        </w:rPr>
+        <w:t>物流编号支持一键复制。</w:t>
+      </w:r>
+    </w:p>
+    <w:p>
+      <w:pPr>
+        <w:numPr>
+          <w:ilvl val="0"/>
+          <w:numId val="1"/>
+        </w:numPr>
+      </w:pPr>
+      <w:r>
+        <w:rPr>
+          <w:sz val="24"/>
+          <w:szCs val="24"/>
+        </w:rPr>
+        <w:t>多包裹订单依次列出所有包裹。</w:t>
+      </w:r>
+    </w:p>
+    <w:p>
+      <w:pPr>
+        <w:numPr>
+          <w:ilvl val="0"/>
+          <w:numId val="1"/>
+        </w:numPr>
+      </w:pPr>
+      <w:r>
+        <w:rPr>
+          <w:sz val="24"/>
+          <w:szCs val="24"/>
+        </w:rPr>
+        <w:t>待发货订单展示“订单待发货，暂无物流信息”。</w:t>
       </w:r>
     </w:p>
     <w:p>
@@ -3193,97 +3358,67 @@
           <w:sz val="24"/>
           <w:szCs val="24"/>
         </w:rPr>
-        <w:t>5.3.7 物流信息</w:t>
-      </w:r>
-    </w:p>
-    <w:p>
-      <w:pPr>
-        <w:numPr>
-          <w:ilvl val="0"/>
-          <w:numId val="1"/>
-        </w:numPr>
-      </w:pPr>
-      <w:r>
-        <w:rPr>
-          <w:sz val="24"/>
-          <w:szCs val="24"/>
-        </w:rPr>
-        <w:t>包裹数量。</w:t>
-      </w:r>
-    </w:p>
-    <w:p>
-      <w:pPr>
-        <w:numPr>
-          <w:ilvl val="0"/>
-          <w:numId val="1"/>
-        </w:numPr>
-      </w:pPr>
-      <w:r>
-        <w:rPr>
-          <w:sz val="24"/>
-          <w:szCs val="24"/>
-        </w:rPr>
-        <w:t>快递公司。</w:t>
-      </w:r>
-    </w:p>
-    <w:p>
-      <w:pPr>
-        <w:numPr>
-          <w:ilvl val="0"/>
-          <w:numId val="1"/>
-        </w:numPr>
-      </w:pPr>
-      <w:r>
-        <w:rPr>
-          <w:sz val="24"/>
-          <w:szCs val="24"/>
-        </w:rPr>
-        <w:t>物流编号。</w:t>
-      </w:r>
-    </w:p>
-    <w:p>
-      <w:pPr>
-        <w:numPr>
-          <w:ilvl val="0"/>
-          <w:numId val="1"/>
-        </w:numPr>
-      </w:pPr>
-      <w:r>
-        <w:rPr>
-          <w:sz val="24"/>
-          <w:szCs val="24"/>
-        </w:rPr>
-        <w:t>发货时间。</w:t>
-      </w:r>
-    </w:p>
-    <w:p>
-      <w:pPr>
-        <w:numPr>
-          <w:ilvl val="0"/>
-          <w:numId val="1"/>
-        </w:numPr>
-      </w:pPr>
-      <w:r>
-        <w:rPr>
-          <w:sz val="24"/>
-          <w:szCs val="24"/>
-        </w:rPr>
-        <w:t>物流轨迹：按时间倒序展示关键节点，如“商家已发货，包裹正在等待揽收”。</w:t>
-      </w:r>
-    </w:p>
-    <w:p>
-      <w:pPr>
-        <w:numPr>
-          <w:ilvl val="0"/>
-          <w:numId val="1"/>
-        </w:numPr>
-      </w:pPr>
-      <w:r>
-        <w:rPr>
-          <w:sz val="24"/>
-          <w:szCs val="24"/>
-        </w:rPr>
-        <w:t>待发货订单展示“订单待发货，暂无物流信息”。</w:t>
+        <w:t>5.3.7 质检物流</w:t>
+      </w:r>
+    </w:p>
+    <w:p>
+      <w:pPr>
+        <w:numPr>
+          <w:ilvl val="0"/>
+          <w:numId val="1"/>
+        </w:numPr>
+      </w:pPr>
+      <w:r>
+        <w:rPr>
+          <w:sz val="24"/>
+          <w:szCs val="24"/>
+        </w:rPr>
+        <w:t>仅待发货订单展示质检物流卡片。</w:t>
+      </w:r>
+    </w:p>
+    <w:p>
+      <w:pPr>
+        <w:numPr>
+          <w:ilvl val="0"/>
+          <w:numId val="1"/>
+        </w:numPr>
+      </w:pPr>
+      <w:r>
+        <w:rPr>
+          <w:sz val="24"/>
+          <w:szCs val="24"/>
+        </w:rPr>
+        <w:t>质检状态：已送检 / 质检中。</w:t>
+      </w:r>
+    </w:p>
+    <w:p>
+      <w:pPr>
+        <w:numPr>
+          <w:ilvl val="0"/>
+          <w:numId val="1"/>
+        </w:numPr>
+      </w:pPr>
+      <w:r>
+        <w:rPr>
+          <w:sz val="24"/>
+          <w:szCs val="24"/>
+        </w:rPr>
+        <w:t>质检轨迹：展示样品接收、检测中等关键节点。</w:t>
+      </w:r>
+    </w:p>
+    <w:p>
+      <w:pPr>
+        <w:numPr>
+          <w:ilvl val="0"/>
+          <w:numId val="1"/>
+        </w:numPr>
+      </w:pPr>
+      <w:r>
+        <w:rPr>
+          <w:sz val="24"/>
+          <w:szCs val="24"/>
+        </w:rPr>
+        <w:t>点击订单列表中的质检标签可跳转查看质检物流详情。</w:t>
       </w:r>
     </w:p>
     <w:p>
@@ -3293,67 +3428,37 @@
           <w:sz val="24"/>
           <w:szCs val="24"/>
         </w:rPr>
-        <w:t>5.3.8 质检物流</w:t>
-      </w:r>
-    </w:p>
-    <w:p>
-      <w:pPr>
-        <w:numPr>
-          <w:ilvl val="0"/>
-          <w:numId val="1"/>
-        </w:numPr>
-      </w:pPr>
-      <w:r>
-        <w:rPr>
-          <w:sz val="24"/>
-          <w:szCs val="24"/>
-        </w:rPr>
-        <w:t>仅待发货订单展示质检物流卡片。</w:t>
-      </w:r>
-    </w:p>
-    <w:p>
-      <w:pPr>
-        <w:numPr>
-          <w:ilvl val="0"/>
-          <w:numId val="1"/>
-        </w:numPr>
-      </w:pPr>
-      <w:r>
-        <w:rPr>
-          <w:sz val="24"/>
-          <w:szCs val="24"/>
-        </w:rPr>
-        <w:t>质检状态：已送检 / 质检中。</w:t>
-      </w:r>
-    </w:p>
-    <w:p>
-      <w:pPr>
-        <w:numPr>
-          <w:ilvl val="0"/>
-          <w:numId val="1"/>
-        </w:numPr>
-      </w:pPr>
-      <w:r>
-        <w:rPr>
-          <w:sz val="24"/>
-          <w:szCs val="24"/>
-        </w:rPr>
-        <w:t>质检轨迹：展示样品接收、检测中等关键节点。</w:t>
-      </w:r>
-    </w:p>
-    <w:p>
-      <w:pPr>
-        <w:numPr>
-          <w:ilvl val="0"/>
-          <w:numId val="1"/>
-        </w:numPr>
-      </w:pPr>
-      <w:r>
-        <w:rPr>
-          <w:sz val="24"/>
-          <w:szCs val="24"/>
-        </w:rPr>
-        <w:t>点击订单列表中的质检标签可跳转查看质检物流详情。</w:t>
+        <w:t>5.3.8 退货/售后</w:t>
+      </w:r>
+    </w:p>
+    <w:p>
+      <w:pPr>
+        <w:numPr>
+          <w:ilvl val="0"/>
+          <w:numId val="1"/>
+        </w:numPr>
+      </w:pPr>
+      <w:r>
+        <w:rPr>
+          <w:sz val="24"/>
+          <w:szCs val="24"/>
+        </w:rPr>
+        <w:t>存在售后时展示：售后单号、退款状态、退款金额、退款件数、退款原因、退款说明、退款时间，以及涉及商品列表。</w:t>
+      </w:r>
+    </w:p>
+    <w:p>
+      <w:pPr>
+        <w:numPr>
+          <w:ilvl val="0"/>
+          <w:numId val="1"/>
+        </w:numPr>
+      </w:pPr>
+      <w:r>
+        <w:rPr>
+          <w:sz val="24"/>
+          <w:szCs val="24"/>
+        </w:rPr>
+        <w:t>无售后时展示“暂无售后信息”。</w:t>
       </w:r>
     </w:p>
     <w:p>
@@ -3363,47 +3468,7 @@
           <w:sz val="24"/>
           <w:szCs val="24"/>
         </w:rPr>
-        <w:t>5.3.9 退货/售后</w:t>
-      </w:r>
-    </w:p>
-    <w:p>
-      <w:pPr>
-        <w:numPr>
-          <w:ilvl val="0"/>
-          <w:numId val="1"/>
-        </w:numPr>
-      </w:pPr>
-      <w:r>
-        <w:rPr>
-          <w:sz val="24"/>
-          <w:szCs val="24"/>
-        </w:rPr>
-        <w:t>存在售后时展示：售后单号、退款状态、退款金额、退款件数、退款原因、退款说明、退款时间，以及涉及商品列表。</w:t>
-      </w:r>
-    </w:p>
-    <w:p>
-      <w:pPr>
-        <w:numPr>
-          <w:ilvl val="0"/>
-          <w:numId val="1"/>
-        </w:numPr>
-      </w:pPr>
-      <w:r>
-        <w:rPr>
-          <w:sz val="24"/>
-          <w:szCs val="24"/>
-        </w:rPr>
-        <w:t>无售后时展示“暂无售后信息”。</w:t>
-      </w:r>
-    </w:p>
-    <w:p>
-      <w:r>
-        <w:rPr>
-          <w:b/>
-          <w:sz val="24"/>
-          <w:szCs val="24"/>
-        </w:rPr>
-        <w:t>5.3.10 详情页字段汇总</w:t>
+        <w:t>5.3.9 详情页字段汇总</w:t>
       </w:r>
     </w:p>
     <w:tbl>
@@ -3496,7 +3561,7 @@
                 <w:sz val="22"/>
                 <w:szCs val="22"/>
               </w:rPr>
-              <w:t>买家信息</w:t>
+              <w:t>收货信息</w:t>
             </w:r>
           </w:p>
         </w:tc>
@@ -3510,7 +3575,7 @@
                 <w:sz val="22"/>
                 <w:szCs val="22"/>
               </w:rPr>
-              <w:t>微信昵称、性别、用户地区（普通订单展示）</w:t>
+              <w:t>脱敏姓名、脱敏手机号、脱敏地址、买家留言（普通订单展示）</w:t>
             </w:r>
           </w:p>
         </w:tc>
@@ -3526,7 +3591,7 @@
                 <w:sz val="22"/>
                 <w:szCs val="22"/>
               </w:rPr>
-              <w:t>收货信息</w:t>
+              <w:t>礼物接收方信息</w:t>
             </w:r>
           </w:p>
         </w:tc>
@@ -3540,7 +3605,7 @@
                 <w:sz val="22"/>
                 <w:szCs val="22"/>
               </w:rPr>
-              <w:t>脱敏姓名、脱敏手机号、脱敏地址、买家留言（普通订单展示）</w:t>
+              <w:t>收货信息、赠送方留言、商家礼物备注（礼物订单展示）</w:t>
             </w:r>
           </w:p>
         </w:tc>
@@ -3556,7 +3621,7 @@
                 <w:sz val="22"/>
                 <w:szCs val="22"/>
               </w:rPr>
-              <w:t>礼物接收方信息</w:t>
+              <w:t>订单信息</w:t>
             </w:r>
           </w:p>
         </w:tc>
@@ -3570,7 +3635,7 @@
                 <w:sz val="22"/>
                 <w:szCs val="22"/>
               </w:rPr>
-              <w:t>收货信息、赠送方留言、商家礼物备注（礼物订单展示）</w:t>
+              <w:t>订单备注、订单状态、订单编号、下单时间、支付方式、支付时间、交易单号、技术服务费、发货时间、确认收货时间</w:t>
             </w:r>
           </w:p>
         </w:tc>
@@ -3586,7 +3651,7 @@
                 <w:sz val="22"/>
                 <w:szCs val="22"/>
               </w:rPr>
-              <w:t>订单信息</w:t>
+              <w:t>物流信息</w:t>
             </w:r>
           </w:p>
         </w:tc>
@@ -3600,37 +3665,7 @@
                 <w:sz val="22"/>
                 <w:szCs val="22"/>
               </w:rPr>
-              <w:t>订单备注、订单状态、订单编号、保单号、下单时间、支付方式、支付时间、交易单号、技术服务费、发货时间、确认收货时间、完成时间</w:t>
-            </w:r>
-          </w:p>
-        </w:tc>
-      </w:tr>
-      <w:tr>
-        <w:tc>
-          <w:tcPr>
-            <w:tcW w="1800" type="dxa"/>
-          </w:tcPr>
-          <w:p>
-            <w:r>
-              <w:rPr>
-                <w:sz val="22"/>
-                <w:szCs val="22"/>
-              </w:rPr>
-              <w:t>物流信息</w:t>
-            </w:r>
-          </w:p>
-        </w:tc>
-        <w:tc>
-          <w:tcPr>
-            <w:tcW w="7200" type="dxa"/>
-          </w:tcPr>
-          <w:p>
-            <w:r>
-              <w:rPr>
-                <w:sz val="22"/>
-                <w:szCs val="22"/>
-              </w:rPr>
-              <w:t>包裹数量、快递公司、物流编号、发货时间、物流轨迹</w:t>
+              <w:t>包裹名称、快递公司、物流编号（支持一键复制，支持多包裹）</w:t>
             </w:r>
           </w:p>
         </w:tc>
@@ -4316,7 +4351,7 @@
                 <w:sz val="22"/>
                 <w:szCs val="22"/>
               </w:rPr>
-              <w:t>物流公司、物流单号（如已发货）</w:t>
+              <w:t>包裹名称、快递公司、物流编号（如已发货，支持多包裹）</w:t>
             </w:r>
           </w:p>
         </w:tc>
@@ -6854,7 +6889,7 @@
                 <w:sz val="22"/>
                 <w:szCs val="22"/>
               </w:rPr>
-              <w:t>是否为礼物订单：true 时隐藏买家/收货信息，展示礼物接收方信息</w:t>
+              <w:t>是否为礼物订单：true 时隐藏收货信息，展示礼物接收方信息</w:t>
             </w:r>
           </w:p>
         </w:tc>
@@ -6912,7 +6947,7 @@
                 <w:sz val="22"/>
                 <w:szCs val="22"/>
               </w:rPr>
-              <w:t>买家微信昵称（普通订单展示）</w:t>
+              <w:t>买家微信昵称（当前版本详情页不再展示）</w:t>
             </w:r>
           </w:p>
         </w:tc>
@@ -6970,7 +7005,7 @@
                 <w:sz val="22"/>
                 <w:szCs val="22"/>
               </w:rPr>
-              <w:t>买家性别（普通订单展示）</w:t>
+              <w:t>买家性别（当前版本详情页不再展示）</w:t>
             </w:r>
           </w:p>
         </w:tc>
@@ -7028,7 +7063,7 @@
                 <w:sz val="22"/>
                 <w:szCs val="22"/>
               </w:rPr>
-              <w:t>买家所在地区（普通订单展示）</w:t>
+              <w:t>买家所在地区（当前版本详情页不再展示）</w:t>
             </w:r>
           </w:p>
         </w:tc>
@@ -8130,7 +8165,7 @@
                 <w:sz val="22"/>
                 <w:szCs val="22"/>
               </w:rPr>
-              <w:t>保单号</w:t>
+              <w:t>保单号（当前版本详情页不再展示）</w:t>
             </w:r>
           </w:p>
         </w:tc>
@@ -8304,7 +8339,7 @@
                 <w:sz val="22"/>
                 <w:szCs val="22"/>
               </w:rPr>
-              <w:t>订单完成时间</w:t>
+              <w:t>订单完成时间（当前版本详情页不再展示）</w:t>
             </w:r>
           </w:p>
         </w:tc>
@@ -8320,7 +8355,7 @@
                 <w:sz val="22"/>
                 <w:szCs val="22"/>
               </w:rPr>
-              <w:t>logistics_company</w:t>
+              <w:t>logistics_packages</w:t>
             </w:r>
           </w:p>
         </w:tc>
@@ -8334,7 +8369,7 @@
                 <w:sz val="22"/>
                 <w:szCs val="22"/>
               </w:rPr>
-              <w:t>String</w:t>
+              <w:t>JSON</w:t>
             </w:r>
           </w:p>
         </w:tc>
@@ -8362,181 +8397,7 @@
                 <w:sz val="22"/>
                 <w:szCs val="22"/>
               </w:rPr>
-              <w:t>物流公司名称</w:t>
-            </w:r>
-          </w:p>
-        </w:tc>
-      </w:tr>
-      <w:tr>
-        <w:tc>
-          <w:tcPr>
-            <w:tcW w="2600" type="dxa"/>
-          </w:tcPr>
-          <w:p>
-            <w:r>
-              <w:rPr>
-                <w:sz val="22"/>
-                <w:szCs val="22"/>
-              </w:rPr>
-              <w:t>logistics_no</w:t>
-            </w:r>
-          </w:p>
-        </w:tc>
-        <w:tc>
-          <w:tcPr>
-            <w:tcW w="1600" type="dxa"/>
-          </w:tcPr>
-          <w:p>
-            <w:r>
-              <w:rPr>
-                <w:sz val="22"/>
-                <w:szCs val="22"/>
-              </w:rPr>
-              <w:t>String</w:t>
-            </w:r>
-          </w:p>
-        </w:tc>
-        <w:tc>
-          <w:tcPr>
-            <w:tcW w="1400" type="dxa"/>
-          </w:tcPr>
-          <w:p>
-            <w:r>
-              <w:rPr>
-                <w:sz val="22"/>
-                <w:szCs val="22"/>
-              </w:rPr>
-              <w:t>否</w:t>
-            </w:r>
-          </w:p>
-        </w:tc>
-        <w:tc>
-          <w:tcPr>
-            <w:tcW w="3800" type="dxa"/>
-          </w:tcPr>
-          <w:p>
-            <w:r>
-              <w:rPr>
-                <w:sz val="22"/>
-                <w:szCs val="22"/>
-              </w:rPr>
-              <w:t>物流单号</w:t>
-            </w:r>
-          </w:p>
-        </w:tc>
-      </w:tr>
-      <w:tr>
-        <w:tc>
-          <w:tcPr>
-            <w:tcW w="2600" type="dxa"/>
-          </w:tcPr>
-          <w:p>
-            <w:r>
-              <w:rPr>
-                <w:sz val="22"/>
-                <w:szCs val="22"/>
-              </w:rPr>
-              <w:t>package_count</w:t>
-            </w:r>
-          </w:p>
-        </w:tc>
-        <w:tc>
-          <w:tcPr>
-            <w:tcW w="1600" type="dxa"/>
-          </w:tcPr>
-          <w:p>
-            <w:r>
-              <w:rPr>
-                <w:sz val="22"/>
-                <w:szCs val="22"/>
-              </w:rPr>
-              <w:t>Integer</w:t>
-            </w:r>
-          </w:p>
-        </w:tc>
-        <w:tc>
-          <w:tcPr>
-            <w:tcW w="1400" type="dxa"/>
-          </w:tcPr>
-          <w:p>
-            <w:r>
-              <w:rPr>
-                <w:sz val="22"/>
-                <w:szCs val="22"/>
-              </w:rPr>
-              <w:t>否</w:t>
-            </w:r>
-          </w:p>
-        </w:tc>
-        <w:tc>
-          <w:tcPr>
-            <w:tcW w="3800" type="dxa"/>
-          </w:tcPr>
-          <w:p>
-            <w:r>
-              <w:rPr>
-                <w:sz val="22"/>
-                <w:szCs val="22"/>
-              </w:rPr>
-              <w:t>包裹数量</w:t>
-            </w:r>
-          </w:p>
-        </w:tc>
-      </w:tr>
-      <w:tr>
-        <w:tc>
-          <w:tcPr>
-            <w:tcW w="2600" type="dxa"/>
-          </w:tcPr>
-          <w:p>
-            <w:r>
-              <w:rPr>
-                <w:sz val="22"/>
-                <w:szCs val="22"/>
-              </w:rPr>
-              <w:t>logistics_traces</w:t>
-            </w:r>
-          </w:p>
-        </w:tc>
-        <w:tc>
-          <w:tcPr>
-            <w:tcW w="1600" type="dxa"/>
-          </w:tcPr>
-          <w:p>
-            <w:r>
-              <w:rPr>
-                <w:sz val="22"/>
-                <w:szCs val="22"/>
-              </w:rPr>
-              <w:t>JSON</w:t>
-            </w:r>
-          </w:p>
-        </w:tc>
-        <w:tc>
-          <w:tcPr>
-            <w:tcW w="1400" type="dxa"/>
-          </w:tcPr>
-          <w:p>
-            <w:r>
-              <w:rPr>
-                <w:sz val="22"/>
-                <w:szCs val="22"/>
-              </w:rPr>
-              <w:t>否</w:t>
-            </w:r>
-          </w:p>
-        </w:tc>
-        <w:tc>
-          <w:tcPr>
-            <w:tcW w="3800" type="dxa"/>
-          </w:tcPr>
-          <w:p>
-            <w:r>
-              <w:rPr>
-                <w:sz val="22"/>
-                <w:szCs val="22"/>
-              </w:rPr>
-              <w:t>物流轨迹节点列表，含时间与内容</w:t>
+              <w:t>包裹列表，每项含包裹名称、快递公司、物流编号</w:t>
             </w:r>
           </w:p>
         </w:tc>
